--- a/reports/r0099.docx
+++ b/reports/r0099.docx
@@ -45,7 +45,7 @@
           <w:color w:val="000000"/>
           <w:sz w:val="21"/>
         </w:rPr>
-        <w:t>■ 太原经济总量在山西省稳居第一，人均GDP约9.75万元、人均经济实力居全省前列，经济增速由3.70%回落至1.30%、有所放缓；固定资产投资连续负增长（最新-18.00%），经济动能仍有待修复。【待补充：太原市的行政与战略定位、支柱产业及龙头企业（数据库未覆盖，需人工补充）】</w:t>
+        <w:t>■ 太原作为山西省省会，经济总量在山西省稳居第一，人均GDP约9.75万元、人均经济实力居全省前列，经济增速由3.70%回落至1.30%、有所放缓；固定资产投资连续负增长（最新-18.00%），经济动能仍有待修复。</w:t>
       </w:r>
     </w:p>
     <w:p>
@@ -75,7 +75,7 @@
           <w:color w:val="000000"/>
           <w:sz w:val="21"/>
         </w:rPr>
-        <w:t>产业结构方面，2025年太原市三次产业结构为0.9:28:71.1。【待补充：支柱产业、主要龙头企业、对外贸易等定性描述（数据库未覆盖）】</w:t>
+        <w:t>产业结构方面，2025年太原市三次产业结构为0.9:28:71.1，以钢铁、煤化工、装备制造、新材料为支柱，聚集太钢（不锈钢）等企业。</w:t>
       </w:r>
     </w:p>
     <w:p>
